--- a/4/tp/lab3/lab.docx
+++ b/4/tp/lab3/lab.docx
@@ -16,13 +16,205 @@
     <w:p>
       <w:pPr>
         <w:pStyle w:val="a2"/>
-        <w:rPr>
-          <w:lang w:val="en-US"/>
-        </w:rPr>
       </w:pPr>
       <w:r>
         <w:t>В качестве разрабатываемой системы выбрана предметная область с прошлого семестра – Облачное хранилище файлов</w:t>
       </w:r>
+    </w:p>
+    <w:p>
+      <w:pPr>
+        <w:pStyle w:val="a2"/>
+      </w:pPr>
+    </w:p>
+    <w:p>
+      <w:pPr>
+        <w:pStyle w:val="1"/>
+      </w:pPr>
+      <w:r>
+        <w:t>Словесное описание классов, объяснение их роли в системе</w:t>
+      </w:r>
+    </w:p>
+    <w:p>
+      <w:pPr>
+        <w:pStyle w:val="2"/>
+      </w:pPr>
+      <w:proofErr w:type="spellStart"/>
+      <w:r>
+        <w:t>Account</w:t>
+      </w:r>
+      <w:proofErr w:type="spellEnd"/>
+    </w:p>
+    <w:p>
+      <w:pPr>
+        <w:pStyle w:val="a2"/>
+      </w:pPr>
+      <w:r>
+        <w:t>Интерфейс, определяющий базовые характеристики учетной записи в системе: идентификатор, дату создания и состояние активности. Используется для унификации работы с различными типами пользователей.</w:t>
+      </w:r>
+    </w:p>
+    <w:p>
+      <w:pPr>
+        <w:pStyle w:val="a2"/>
+      </w:pPr>
+    </w:p>
+    <w:p>
+      <w:pPr>
+        <w:pStyle w:val="2"/>
+      </w:pPr>
+      <w:r>
+        <w:t>User</w:t>
+      </w:r>
+    </w:p>
+    <w:p>
+      <w:pPr>
+        <w:pStyle w:val="a2"/>
+      </w:pPr>
+      <w:r>
+        <w:t xml:space="preserve">Класс, представляющий обычного пользователя системы. Пользователь может просматривать файлы в облачном хранилище и инициировать процесс их скачивания </w:t>
+      </w:r>
+      <w:r>
+        <w:t>через менеджера</w:t>
+      </w:r>
+      <w:r>
+        <w:t xml:space="preserve"> загрузок.</w:t>
+      </w:r>
+    </w:p>
+    <w:p>
+      <w:pPr>
+        <w:pStyle w:val="a2"/>
+      </w:pPr>
+    </w:p>
+    <w:p>
+      <w:pPr>
+        <w:pStyle w:val="2"/>
+      </w:pPr>
+      <w:r>
+        <w:t>Admin</w:t>
+      </w:r>
+    </w:p>
+    <w:p>
+      <w:pPr>
+        <w:pStyle w:val="a2"/>
+      </w:pPr>
+      <w:r>
+        <w:t>Специализированный тип пользователя с расширенными правами. Администратор управляет пользователями и облачным хранилищем, выполняя административные операции.</w:t>
+      </w:r>
+    </w:p>
+    <w:p>
+      <w:pPr>
+        <w:pStyle w:val="a2"/>
+      </w:pPr>
+    </w:p>
+    <w:p>
+      <w:pPr>
+        <w:pStyle w:val="2"/>
+      </w:pPr>
+      <w:proofErr w:type="spellStart"/>
+      <w:r>
+        <w:t>CloudFile</w:t>
+      </w:r>
+      <w:proofErr w:type="spellEnd"/>
+    </w:p>
+    <w:p>
+      <w:pPr>
+        <w:pStyle w:val="a2"/>
+      </w:pPr>
+      <w:r>
+        <w:t>Базовый класс, описывающий файл, хранящийся в облаке. Содержит метаданные файла и предоставляет методы для получения информации и чтения содержимого.</w:t>
+      </w:r>
+    </w:p>
+    <w:p>
+      <w:pPr>
+        <w:pStyle w:val="a2"/>
+      </w:pPr>
+    </w:p>
+    <w:p>
+      <w:pPr>
+        <w:pStyle w:val="2"/>
+      </w:pPr>
+      <w:proofErr w:type="spellStart"/>
+      <w:r>
+        <w:t>VideoFile</w:t>
+      </w:r>
+      <w:proofErr w:type="spellEnd"/>
+    </w:p>
+    <w:p>
+      <w:pPr>
+        <w:pStyle w:val="a2"/>
+      </w:pPr>
+      <w:r>
+        <w:lastRenderedPageBreak/>
+        <w:t xml:space="preserve">Наследник класса </w:t>
+      </w:r>
+      <w:proofErr w:type="spellStart"/>
+      <w:r>
+        <w:t>CloudFile</w:t>
+      </w:r>
+      <w:proofErr w:type="spellEnd"/>
+      <w:r>
+        <w:t>, предназначенный для представления видеофайлов. Расширяет базовый файл дополнительными характеристиками, такими как разрешение и длительность.</w:t>
+      </w:r>
+    </w:p>
+    <w:p>
+      <w:pPr>
+        <w:pStyle w:val="a2"/>
+      </w:pPr>
+    </w:p>
+    <w:p>
+      <w:pPr>
+        <w:pStyle w:val="2"/>
+      </w:pPr>
+      <w:proofErr w:type="spellStart"/>
+      <w:r>
+        <w:t>CloudStorage</w:t>
+      </w:r>
+      <w:proofErr w:type="spellEnd"/>
+    </w:p>
+    <w:p>
+      <w:pPr>
+        <w:pStyle w:val="a2"/>
+      </w:pPr>
+      <w:r>
+        <w:t>Класс, моделирующий облачное хранилище данных. Отвечает за хранение файлов, учет доступного пространства и предоставление файлов пользователям.</w:t>
+      </w:r>
+    </w:p>
+    <w:p>
+      <w:pPr>
+        <w:pStyle w:val="a2"/>
+      </w:pPr>
+    </w:p>
+    <w:p>
+      <w:pPr>
+        <w:pStyle w:val="2"/>
+      </w:pPr>
+      <w:proofErr w:type="spellStart"/>
+      <w:r>
+        <w:t>DownloadManager</w:t>
+      </w:r>
+      <w:proofErr w:type="spellEnd"/>
+    </w:p>
+    <w:p>
+      <w:pPr>
+        <w:pStyle w:val="a2"/>
+      </w:pPr>
+      <w:r>
+        <w:t>Компонент, управляющий процессом скачивания файлов. Отвечает за запуск, контроль и отмену задач загрузки, а также за ограничение параллельных операций.</w:t>
+      </w:r>
+    </w:p>
+    <w:p>
+      <w:pPr>
+        <w:pStyle w:val="a2"/>
+      </w:pPr>
+    </w:p>
+    <w:p>
+      <w:pPr>
+        <w:pStyle w:val="2"/>
+      </w:pPr>
+      <w:proofErr w:type="spellStart"/>
+      <w:r>
+        <w:t>DownloadTask</w:t>
+      </w:r>
+      <w:proofErr w:type="spellEnd"/>
     </w:p>
     <w:p>
       <w:pPr>
@@ -31,577 +223,21 @@
           <w:lang w:val="en-US"/>
         </w:rPr>
       </w:pPr>
-    </w:p>
-    <w:p>
-      <w:pPr>
-        <w:pStyle w:val="1"/>
-      </w:pPr>
-      <w:r>
-        <w:t>Словесное описание классов, объяснение их роли в системе (не менее 0.5 листа, шрифт 12, одинарный интервал между строк)</w:t>
-      </w:r>
-    </w:p>
-    <w:p>
-      <w:pPr>
-        <w:pStyle w:val="2"/>
-      </w:pPr>
-      <w:proofErr w:type="spellStart"/>
-      <w:r>
-        <w:t>FileMetadata</w:t>
-      </w:r>
-      <w:proofErr w:type="spellEnd"/>
-    </w:p>
-    <w:p>
-      <w:pPr>
-        <w:pStyle w:val="a2"/>
-      </w:pPr>
-      <w:r>
-        <w:t xml:space="preserve">Хранит служебную информацию о файле (тип контента, теги). Используется при загрузке/проверке файла для оценки размера и классификации; метод </w:t>
-      </w:r>
-      <w:proofErr w:type="spellStart"/>
-      <w:proofErr w:type="gramStart"/>
-      <w:r>
-        <w:t>getSize</w:t>
-      </w:r>
-      <w:proofErr w:type="spellEnd"/>
-      <w:r>
-        <w:t>(</w:t>
-      </w:r>
-      <w:proofErr w:type="gramEnd"/>
-      <w:r>
-        <w:t>) возвращает размер метаданных/контента для проверки квоты и валидации.</w:t>
-      </w:r>
-    </w:p>
-    <w:p>
-      <w:pPr>
-        <w:pStyle w:val="a2"/>
-      </w:pPr>
-    </w:p>
-    <w:p>
-      <w:pPr>
-        <w:pStyle w:val="2"/>
-      </w:pPr>
-      <w:proofErr w:type="spellStart"/>
-      <w:r>
-        <w:t>ScanResult</w:t>
-      </w:r>
-      <w:proofErr w:type="spellEnd"/>
-    </w:p>
-    <w:p>
-      <w:pPr>
-        <w:pStyle w:val="a2"/>
-      </w:pPr>
-      <w:r>
-        <w:t xml:space="preserve">Результат работы антивируса: булево поле </w:t>
-      </w:r>
-      <w:proofErr w:type="spellStart"/>
-      <w:r>
-        <w:t>infected</w:t>
-      </w:r>
-      <w:proofErr w:type="spellEnd"/>
-      <w:r>
-        <w:t xml:space="preserve"> и список обнаруженных угроз. Метод </w:t>
-      </w:r>
-      <w:proofErr w:type="spellStart"/>
-      <w:proofErr w:type="gramStart"/>
-      <w:r>
-        <w:t>isClean</w:t>
-      </w:r>
-      <w:proofErr w:type="spellEnd"/>
-      <w:r>
-        <w:t>(</w:t>
-      </w:r>
-      <w:proofErr w:type="gramEnd"/>
-      <w:r>
-        <w:t>) упрощает проверку результата — используется контроллером и сервисами для принятия решения о сохранении или удалении файла.</w:t>
-      </w:r>
-    </w:p>
-    <w:p>
-      <w:pPr>
-        <w:pStyle w:val="a2"/>
-      </w:pPr>
-    </w:p>
-    <w:p>
-      <w:pPr>
-        <w:pStyle w:val="2"/>
-      </w:pPr>
-      <w:proofErr w:type="spellStart"/>
-      <w:r>
-        <w:t>IVirusScanner</w:t>
-      </w:r>
-      <w:proofErr w:type="spellEnd"/>
-      <w:r>
-        <w:t xml:space="preserve"> (интерфейс)</w:t>
-      </w:r>
-    </w:p>
-    <w:p>
-      <w:pPr>
-        <w:pStyle w:val="a2"/>
-      </w:pPr>
-      <w:r>
-        <w:t xml:space="preserve">Контракт для антивирусных реализаций — определяет метод </w:t>
-      </w:r>
-      <w:proofErr w:type="spellStart"/>
-      <w:proofErr w:type="gramStart"/>
-      <w:r>
-        <w:t>scan</w:t>
-      </w:r>
-      <w:proofErr w:type="spellEnd"/>
-      <w:r>
-        <w:t>(</w:t>
-      </w:r>
-      <w:proofErr w:type="gramEnd"/>
-      <w:r>
-        <w:t xml:space="preserve">file: File): </w:t>
-      </w:r>
-      <w:proofErr w:type="spellStart"/>
-      <w:r>
-        <w:t>ScanResult</w:t>
-      </w:r>
-      <w:proofErr w:type="spellEnd"/>
-      <w:r>
-        <w:t>. Позволяет подменять конкретный сканер</w:t>
-      </w:r>
-    </w:p>
-    <w:p>
-      <w:pPr>
-        <w:pStyle w:val="a2"/>
-      </w:pPr>
-    </w:p>
-    <w:p>
-      <w:pPr>
-        <w:pStyle w:val="2"/>
-      </w:pPr>
-      <w:r>
-        <w:t>User</w:t>
-      </w:r>
-    </w:p>
-    <w:p>
-      <w:pPr>
-        <w:pStyle w:val="a2"/>
-      </w:pPr>
-      <w:r>
-        <w:t xml:space="preserve">Модель пользователя системы: идентификатор, </w:t>
-      </w:r>
-      <w:proofErr w:type="spellStart"/>
-      <w:r>
-        <w:t>e-mail</w:t>
-      </w:r>
-      <w:proofErr w:type="spellEnd"/>
-      <w:r>
-        <w:t xml:space="preserve">, имя и </w:t>
-      </w:r>
-      <w:proofErr w:type="spellStart"/>
-      <w:r>
-        <w:t>хеш</w:t>
-      </w:r>
-      <w:proofErr w:type="spellEnd"/>
-      <w:r>
-        <w:t xml:space="preserve"> пароля. Представляет владельца файлов и инициатора операций (загрузка, скачивание); на уровне модели здесь не прописаны методы, но экземпляры User используются в связях (</w:t>
-      </w:r>
-      <w:proofErr w:type="spellStart"/>
-      <w:r>
-        <w:t>owner</w:t>
-      </w:r>
-      <w:proofErr w:type="spellEnd"/>
-      <w:r>
-        <w:t xml:space="preserve"> файлов).</w:t>
-      </w:r>
-    </w:p>
-    <w:p>
-      <w:pPr>
-        <w:pStyle w:val="a2"/>
-      </w:pPr>
-    </w:p>
-    <w:p>
-      <w:pPr>
-        <w:pStyle w:val="2"/>
-      </w:pPr>
-      <w:r>
-        <w:t>Admin</w:t>
-      </w:r>
-    </w:p>
-    <w:p>
-      <w:pPr>
-        <w:pStyle w:val="a2"/>
-      </w:pPr>
-      <w:r>
-        <w:lastRenderedPageBreak/>
-        <w:t xml:space="preserve">Специализированный пользователь — наследник User. Содержит административные операции, например </w:t>
-      </w:r>
-      <w:proofErr w:type="spellStart"/>
-      <w:r>
-        <w:t>manageQuota</w:t>
-      </w:r>
-      <w:proofErr w:type="spellEnd"/>
-      <w:r>
-        <w:t>(...) для изменения ограничений хранения у пользователей. Наследование показывает, что админ обладает всеми свойствами обычного пользователя плюс расширенные права.</w:t>
-      </w:r>
-    </w:p>
-    <w:p>
-      <w:pPr>
-        <w:pStyle w:val="a2"/>
-      </w:pPr>
-    </w:p>
-    <w:p>
-      <w:pPr>
-        <w:pStyle w:val="2"/>
-      </w:pPr>
-      <w:r>
-        <w:t>File</w:t>
-      </w:r>
-    </w:p>
-    <w:p>
-      <w:pPr>
-        <w:pStyle w:val="a2"/>
-      </w:pPr>
-      <w:r>
-        <w:t>Центральный объект предметной области: метаданные о файле (</w:t>
-      </w:r>
-      <w:proofErr w:type="spellStart"/>
-      <w:r>
-        <w:t>id</w:t>
-      </w:r>
-      <w:proofErr w:type="spellEnd"/>
-      <w:r>
-        <w:t>, имя, размер), ссылка на владельца и список версий (</w:t>
-      </w:r>
-      <w:proofErr w:type="spellStart"/>
-      <w:r>
-        <w:t>versions</w:t>
-      </w:r>
-      <w:proofErr w:type="spellEnd"/>
-      <w:r>
-        <w:t xml:space="preserve">). File агрегирует версии как части своей истории; служит основой для операций хранения, </w:t>
-      </w:r>
-      <w:proofErr w:type="spellStart"/>
-      <w:r>
-        <w:t>шаринга</w:t>
-      </w:r>
-      <w:proofErr w:type="spellEnd"/>
-      <w:r>
-        <w:t xml:space="preserve"> и проверки безопасности.</w:t>
-      </w:r>
-    </w:p>
-    <w:p>
-      <w:pPr>
-        <w:pStyle w:val="a2"/>
-      </w:pPr>
-    </w:p>
-    <w:p>
-      <w:pPr>
-        <w:pStyle w:val="2"/>
-      </w:pPr>
-      <w:proofErr w:type="spellStart"/>
-      <w:r>
-        <w:t>FileVersion</w:t>
-      </w:r>
-      <w:proofErr w:type="spellEnd"/>
-    </w:p>
-    <w:p>
-      <w:pPr>
-        <w:pStyle w:val="a2"/>
-      </w:pPr>
-      <w:r>
-        <w:t>Версия файла — внутри неё хранится полный двоичный контент (</w:t>
-      </w:r>
-      <w:proofErr w:type="spellStart"/>
-      <w:r>
-        <w:t>data</w:t>
-      </w:r>
-      <w:proofErr w:type="spellEnd"/>
-      <w:r>
-        <w:t xml:space="preserve">: </w:t>
-      </w:r>
-      <w:proofErr w:type="spellStart"/>
-      <w:proofErr w:type="gramStart"/>
-      <w:r>
-        <w:t>byte</w:t>
-      </w:r>
-      <w:proofErr w:type="spellEnd"/>
-      <w:r>
-        <w:t>[</w:t>
-      </w:r>
-      <w:proofErr w:type="gramEnd"/>
-      <w:r>
-        <w:t xml:space="preserve">]), контрольная сумма и номер версии. Наличие версий реализует хранение истории изменений и откат к предыдущим состояниям; проверка </w:t>
-      </w:r>
-      <w:proofErr w:type="spellStart"/>
-      <w:r>
-        <w:t>checksum</w:t>
-      </w:r>
-      <w:proofErr w:type="spellEnd"/>
-      <w:r>
-        <w:t xml:space="preserve"> гарантирует целостность.</w:t>
-      </w:r>
-    </w:p>
-    <w:p>
-      <w:pPr>
-        <w:pStyle w:val="a2"/>
-      </w:pPr>
-    </w:p>
-    <w:p>
-      <w:pPr>
-        <w:pStyle w:val="2"/>
-      </w:pPr>
-      <w:proofErr w:type="spellStart"/>
-      <w:r>
-        <w:t>Folder</w:t>
-      </w:r>
-      <w:proofErr w:type="spellEnd"/>
-    </w:p>
-    <w:p>
-      <w:pPr>
-        <w:pStyle w:val="a2"/>
-      </w:pPr>
-      <w:r>
-        <w:t>Коллекция файлов: содержит идентификатор, имя и список ссылок на File. Реализована как агрегация — папка организует файлы, но файлы могут существовать независимо (перенос/удаление папки не обязательно уничтожает файлы).</w:t>
-      </w:r>
-    </w:p>
-    <w:p>
-      <w:pPr>
-        <w:pStyle w:val="a2"/>
-      </w:pPr>
-    </w:p>
-    <w:p>
-      <w:pPr>
-        <w:pStyle w:val="2"/>
-      </w:pPr>
-      <w:proofErr w:type="spellStart"/>
-      <w:r>
-        <w:t>StorageQuota</w:t>
-      </w:r>
-      <w:proofErr w:type="spellEnd"/>
-    </w:p>
-    <w:p>
-      <w:pPr>
-        <w:pStyle w:val="a2"/>
-      </w:pPr>
-      <w:r>
-        <w:t xml:space="preserve">Описывает квоту пользователя (используемое и лимитное пространство) и операции управления — </w:t>
-      </w:r>
-      <w:proofErr w:type="spellStart"/>
-      <w:r>
-        <w:t>check</w:t>
-      </w:r>
-      <w:proofErr w:type="spellEnd"/>
-      <w:r>
-        <w:t xml:space="preserve">, </w:t>
-      </w:r>
-      <w:proofErr w:type="spellStart"/>
-      <w:r>
-        <w:t>reserve</w:t>
-      </w:r>
-      <w:proofErr w:type="spellEnd"/>
-      <w:r>
-        <w:t xml:space="preserve">, </w:t>
-      </w:r>
-      <w:proofErr w:type="spellStart"/>
-      <w:r>
-        <w:t>release</w:t>
-      </w:r>
-      <w:proofErr w:type="spellEnd"/>
-      <w:r>
-        <w:t>. Используется сервисом хранения для принятия решения о возможности загрузки и для учета занимаемого места.</w:t>
-      </w:r>
-    </w:p>
-    <w:p>
-      <w:pPr>
-        <w:pStyle w:val="a2"/>
-      </w:pPr>
-    </w:p>
-    <w:p>
-      <w:pPr>
-        <w:pStyle w:val="2"/>
-      </w:pPr>
-      <w:proofErr w:type="spellStart"/>
-      <w:r>
-        <w:t>SharingLink</w:t>
-      </w:r>
-      <w:proofErr w:type="spellEnd"/>
-    </w:p>
-    <w:p>
-      <w:pPr>
-        <w:pStyle w:val="a2"/>
-      </w:pPr>
-      <w:r>
-        <w:lastRenderedPageBreak/>
-        <w:t xml:space="preserve">Модель публичной ссылки на файл: URL, срок действия и связанный File. Метод </w:t>
-      </w:r>
-      <w:proofErr w:type="spellStart"/>
-      <w:proofErr w:type="gramStart"/>
-      <w:r>
-        <w:t>isValid</w:t>
-      </w:r>
-      <w:proofErr w:type="spellEnd"/>
-      <w:r>
-        <w:t>(</w:t>
-      </w:r>
-      <w:proofErr w:type="gramEnd"/>
-      <w:r>
-        <w:t xml:space="preserve">) проверяет истечение срока, </w:t>
-      </w:r>
-      <w:proofErr w:type="spellStart"/>
-      <w:r>
-        <w:t>revoke</w:t>
-      </w:r>
-      <w:proofErr w:type="spellEnd"/>
-      <w:r>
-        <w:t xml:space="preserve">() — аннулирует ссылку; используется для реализации </w:t>
-      </w:r>
-      <w:proofErr w:type="spellStart"/>
-      <w:r>
-        <w:t>шаринга</w:t>
-      </w:r>
-      <w:proofErr w:type="spellEnd"/>
-      <w:r>
-        <w:t xml:space="preserve"> без прямого раскрытия учётных данных владельца.</w:t>
-      </w:r>
-    </w:p>
-    <w:p>
-      <w:pPr>
-        <w:pStyle w:val="a2"/>
-      </w:pPr>
-    </w:p>
-    <w:p>
-      <w:pPr>
-        <w:pStyle w:val="2"/>
-      </w:pPr>
-      <w:proofErr w:type="spellStart"/>
-      <w:r>
-        <w:t>FileController</w:t>
-      </w:r>
-      <w:proofErr w:type="spellEnd"/>
-    </w:p>
-    <w:p>
-      <w:pPr>
-        <w:pStyle w:val="a2"/>
-      </w:pPr>
-      <w:r>
-        <w:t xml:space="preserve">Оркестратор бизнес-логики: у него есть зависимости на </w:t>
-      </w:r>
-      <w:proofErr w:type="spellStart"/>
-      <w:r>
-        <w:t>StorageService</w:t>
-      </w:r>
-      <w:proofErr w:type="spellEnd"/>
-      <w:r>
-        <w:t xml:space="preserve"> и </w:t>
-      </w:r>
-      <w:proofErr w:type="spellStart"/>
-      <w:r>
-        <w:t>IVirusScanner</w:t>
-      </w:r>
-      <w:proofErr w:type="spellEnd"/>
-      <w:r>
-        <w:t xml:space="preserve">. Методы </w:t>
-      </w:r>
-      <w:proofErr w:type="spellStart"/>
-      <w:r>
-        <w:t>uploadFile</w:t>
-      </w:r>
-      <w:proofErr w:type="spellEnd"/>
-      <w:r>
-        <w:t xml:space="preserve">, </w:t>
-      </w:r>
-      <w:proofErr w:type="spellStart"/>
-      <w:r>
-        <w:t>downloadFile</w:t>
-      </w:r>
-      <w:proofErr w:type="spellEnd"/>
-      <w:r>
-        <w:t xml:space="preserve">, </w:t>
-      </w:r>
-      <w:proofErr w:type="spellStart"/>
-      <w:r>
-        <w:t>deleteFile</w:t>
-      </w:r>
-      <w:proofErr w:type="spellEnd"/>
-      <w:r>
-        <w:t xml:space="preserve"> реализуют высокоуровневые сценарии — проверку квоты, сканирование и вызовы сервисов хранения; контроллер координирует обмен между хранилищем и внешними компонентами.</w:t>
-      </w:r>
-    </w:p>
-    <w:p>
-      <w:pPr>
-        <w:pStyle w:val="a2"/>
-      </w:pPr>
-    </w:p>
-    <w:p>
-      <w:pPr>
-        <w:pStyle w:val="2"/>
-      </w:pPr>
-      <w:proofErr w:type="spellStart"/>
-      <w:r>
-        <w:t>StorageService</w:t>
-      </w:r>
-      <w:proofErr w:type="spellEnd"/>
-    </w:p>
-    <w:p>
-      <w:pPr>
-        <w:pStyle w:val="a2"/>
-      </w:pPr>
-      <w:r>
-        <w:t>Сервис, управляющий хранением: хранит сведения о квотах (</w:t>
-      </w:r>
-      <w:proofErr w:type="spellStart"/>
-      <w:r>
-        <w:t>quotaStore</w:t>
-      </w:r>
-      <w:proofErr w:type="spellEnd"/>
-      <w:r>
-        <w:t>) и обеспечивает операции сохранения версии, получения и удаления файла. Именно он выполняет низкоуровневые операции (резервирование места, физическое сохранение версии) и отвечает за согласованность данных.</w:t>
-      </w:r>
-    </w:p>
-    <w:p>
-      <w:pPr>
-        <w:pStyle w:val="a2"/>
-      </w:pPr>
-    </w:p>
-    <w:p>
-      <w:pPr>
-        <w:pStyle w:val="2"/>
-      </w:pPr>
-      <w:proofErr w:type="spellStart"/>
-      <w:r>
-        <w:t>VirusScanner</w:t>
-      </w:r>
-      <w:proofErr w:type="spellEnd"/>
-    </w:p>
-    <w:p>
-      <w:pPr>
-        <w:pStyle w:val="a2"/>
-      </w:pPr>
-      <w:r>
-        <w:t xml:space="preserve">Конкретная реализация </w:t>
-      </w:r>
-      <w:proofErr w:type="spellStart"/>
-      <w:r>
-        <w:t>IVirusScanner</w:t>
-      </w:r>
-      <w:proofErr w:type="spellEnd"/>
-      <w:r>
-        <w:t xml:space="preserve">. Содержит версию движка и реализует </w:t>
-      </w:r>
-      <w:proofErr w:type="spellStart"/>
-      <w:r>
-        <w:t>scan</w:t>
-      </w:r>
-      <w:proofErr w:type="spellEnd"/>
-      <w:r>
-        <w:t xml:space="preserve">, возвращающий </w:t>
-      </w:r>
-      <w:proofErr w:type="spellStart"/>
-      <w:r>
-        <w:t>ScanResult</w:t>
-      </w:r>
-      <w:proofErr w:type="spellEnd"/>
-      <w:r>
-        <w:t>. Может быть как локальным модулем, так и прокси на внешний антивирусный сервис.</w:t>
-      </w:r>
-    </w:p>
-    <w:p>
-      <w:pPr>
-        <w:pStyle w:val="a2"/>
-      </w:pPr>
+      <w:r>
+        <w:t>Класс, представляющий отдельную задачу загрузки файла или его части. Отслеживает состояние выполнения и управляет процессом скачивания в рамках менеджера загрузок.</w:t>
+      </w:r>
+    </w:p>
+    <w:p>
+      <w:pPr>
+        <w:spacing w:after="160" w:line="259" w:lineRule="auto"/>
+        <w:rPr>
+          <w:rFonts w:ascii="Times New Roman" w:hAnsi="Times New Roman" w:cs="Times New Roman"/>
+          <w:sz w:val="28"/>
+        </w:rPr>
+      </w:pPr>
+      <w:r>
+        <w:br w:type="page"/>
+      </w:r>
     </w:p>
     <w:p>
       <w:pPr>
@@ -611,6 +247,7 @@
         </w:rPr>
       </w:pPr>
       <w:r>
+        <w:lastRenderedPageBreak/>
         <w:t>Диаграмма классов</w:t>
       </w:r>
     </w:p>
@@ -622,15 +259,10 @@
         <w:jc w:val="center"/>
       </w:pPr>
       <w:r>
-        <w:rPr>
-          <w:noProof/>
-          <w:lang w:val="en-US"/>
-        </w:rPr>
-        <w:lastRenderedPageBreak/>
         <w:drawing>
-          <wp:inline distT="0" distB="0" distL="0" distR="0" wp14:anchorId="456F69E4" wp14:editId="5F5A7200">
-            <wp:extent cx="6148070" cy="4403725"/>
-            <wp:effectExtent l="0" t="0" r="5080" b="0"/>
+          <wp:inline distT="0" distB="0" distL="0" distR="0" wp14:anchorId="49BDCD3D" wp14:editId="1D72F71A">
+            <wp:extent cx="6152515" cy="7847965"/>
+            <wp:effectExtent l="0" t="0" r="635" b="635"/>
             <wp:docPr id="1" name="Рисунок 1"/>
             <wp:cNvGraphicFramePr>
               <a:graphicFrameLocks xmlns:a="http://schemas.openxmlformats.org/drawingml/2006/main" noChangeAspect="1"/>
@@ -639,36 +271,23 @@
               <a:graphicData uri="http://schemas.openxmlformats.org/drawingml/2006/picture">
                 <pic:pic xmlns:pic="http://schemas.openxmlformats.org/drawingml/2006/picture">
                   <pic:nvPicPr>
-                    <pic:cNvPr id="0" name="Picture 1"/>
-                    <pic:cNvPicPr>
-                      <a:picLocks noChangeAspect="1" noChangeArrowheads="1"/>
-                    </pic:cNvPicPr>
+                    <pic:cNvPr id="1" name=""/>
+                    <pic:cNvPicPr/>
                   </pic:nvPicPr>
                   <pic:blipFill>
-                    <a:blip r:embed="rId8" cstate="print">
-                      <a:extLst>
-                        <a:ext uri="{28A0092B-C50C-407E-A947-70E740481C1C}">
-                          <a14:useLocalDpi xmlns:a14="http://schemas.microsoft.com/office/drawing/2010/main" val="0"/>
-                        </a:ext>
-                      </a:extLst>
-                    </a:blip>
-                    <a:srcRect/>
+                    <a:blip r:embed="rId8"/>
                     <a:stretch>
                       <a:fillRect/>
                     </a:stretch>
                   </pic:blipFill>
-                  <pic:spPr bwMode="auto">
+                  <pic:spPr>
                     <a:xfrm>
                       <a:off x="0" y="0"/>
-                      <a:ext cx="6148070" cy="4403725"/>
+                      <a:ext cx="6152515" cy="7847965"/>
                     </a:xfrm>
                     <a:prstGeom prst="rect">
                       <a:avLst/>
                     </a:prstGeom>
-                    <a:noFill/>
-                    <a:ln>
-                      <a:noFill/>
-                    </a:ln>
                   </pic:spPr>
                 </pic:pic>
               </a:graphicData>
@@ -736,17 +355,67 @@
     </w:p>
     <w:p>
       <w:pPr>
+        <w:pStyle w:val="1"/>
+      </w:pPr>
+      <w:r>
+        <w:lastRenderedPageBreak/>
+        <w:t>Анализ выполненной работы (комментарии по использованным отношениям между классами, атрибутам и методам классов)</w:t>
+      </w:r>
+    </w:p>
+    <w:p>
+      <w:pPr>
+        <w:pStyle w:val="2"/>
+      </w:pPr>
+      <w:r>
+        <w:t>Обобщение (наследование)</w:t>
+      </w:r>
+    </w:p>
+    <w:p>
+      <w:pPr>
+        <w:pStyle w:val="a0"/>
         <w:rPr>
           <w:lang w:val="en-US"/>
         </w:rPr>
       </w:pPr>
-    </w:p>
-    <w:p>
-      <w:pPr>
-        <w:pStyle w:val="1"/>
-      </w:pPr>
-      <w:r>
-        <w:t>Анализ выполненной работы (комментарии по использованным отношениям между классами, атрибутам и методам классов)</w:t>
+      <w:proofErr w:type="spellStart"/>
+      <w:r>
+        <w:t>CloudFile</w:t>
+      </w:r>
+      <w:proofErr w:type="spellEnd"/>
+      <w:r>
+        <w:t xml:space="preserve"> &lt;|-- </w:t>
+      </w:r>
+      <w:proofErr w:type="spellStart"/>
+      <w:r>
+        <w:t>VideoFile</w:t>
+      </w:r>
+      <w:proofErr w:type="spellEnd"/>
+      <w:r>
+        <w:t xml:space="preserve"> — отражает специализацию: </w:t>
+      </w:r>
+      <w:proofErr w:type="spellStart"/>
+      <w:r>
+        <w:t>VideoFile</w:t>
+      </w:r>
+      <w:proofErr w:type="spellEnd"/>
+      <w:r>
+        <w:t xml:space="preserve"> является частным случаем </w:t>
+      </w:r>
+      <w:proofErr w:type="spellStart"/>
+      <w:r>
+        <w:t>CloudFile</w:t>
+      </w:r>
+      <w:proofErr w:type="spellEnd"/>
+      <w:r>
+        <w:t xml:space="preserve"> и расширяет его функциональность.</w:t>
+      </w:r>
+    </w:p>
+    <w:p>
+      <w:pPr>
+        <w:pStyle w:val="a0"/>
+      </w:pPr>
+      <w:r>
+        <w:t>Связь между User и Admin используется для моделирования административной роли как расширения базового пользователя.</w:t>
       </w:r>
     </w:p>
     <w:p>
@@ -754,417 +423,194 @@
         <w:pStyle w:val="2"/>
       </w:pPr>
       <w:r>
-        <w:t>И</w:t>
-      </w:r>
-      <w:r>
-        <w:t>спользованны</w:t>
-      </w:r>
-      <w:r>
-        <w:t xml:space="preserve">е </w:t>
-      </w:r>
-      <w:r>
-        <w:t>отношения</w:t>
-      </w:r>
-      <w:r>
-        <w:t xml:space="preserve"> и </w:t>
-      </w:r>
-      <w:r>
-        <w:t>атрибут</w:t>
-      </w:r>
-      <w:r>
-        <w:t>ы</w:t>
-      </w:r>
-    </w:p>
-    <w:p>
-      <w:pPr>
-        <w:pStyle w:val="3"/>
-      </w:pPr>
-      <w:r>
-        <w:t>Обобщение (Admin —|&gt; User)</w:t>
-      </w:r>
-    </w:p>
-    <w:p>
-      <w:pPr>
-        <w:pStyle w:val="a2"/>
-      </w:pPr>
-      <w:r>
-        <w:t>А</w:t>
-      </w:r>
-      <w:r>
-        <w:t>дмин — это частный случай пользователя, он наследует идентификационные поля. Показывает, что администратор обладает теми же данными, но дополнительными привилегиями (</w:t>
-      </w:r>
+        <w:t>Реализация</w:t>
+      </w:r>
+    </w:p>
+    <w:p>
+      <w:pPr>
+        <w:pStyle w:val="a0"/>
+      </w:pPr>
       <w:proofErr w:type="spellStart"/>
       <w:r>
-        <w:t>manageQuota</w:t>
+        <w:t>Account</w:t>
       </w:r>
       <w:proofErr w:type="spellEnd"/>
       <w:r>
-        <w:t>).</w:t>
-      </w:r>
-    </w:p>
-    <w:p>
-      <w:pPr>
-        <w:pStyle w:val="a2"/>
-      </w:pPr>
-    </w:p>
-    <w:p>
-      <w:pPr>
-        <w:pStyle w:val="3"/>
-      </w:pPr>
-      <w:r>
-        <w:t xml:space="preserve">Композиция (File -- </w:t>
+        <w:t xml:space="preserve"> &lt;</w:t>
+      </w:r>
+      <w:proofErr w:type="gramStart"/>
+      <w:r>
+        <w:t>|..</w:t>
+      </w:r>
+      <w:proofErr w:type="gramEnd"/>
+      <w:r>
+        <w:t xml:space="preserve"> User — показывает реализацию интерфейса </w:t>
       </w:r>
       <w:proofErr w:type="spellStart"/>
       <w:r>
-        <w:t>FileVersion</w:t>
+        <w:t>Account</w:t>
       </w:r>
       <w:proofErr w:type="spellEnd"/>
       <w:r>
-        <w:t>)</w:t>
-      </w:r>
-    </w:p>
-    <w:p>
-      <w:pPr>
-        <w:pStyle w:val="a2"/>
-      </w:pPr>
-      <w:r>
-        <w:lastRenderedPageBreak/>
-        <w:t xml:space="preserve">Правильно моделирует тот факт, что версии файла логически принадлежат файлу: версии не существуют отдельно. В File есть поле </w:t>
+        <w:t xml:space="preserve"> классом User, что позволяет задать общий контракт для учетных записей в системе.</w:t>
+      </w:r>
+    </w:p>
+    <w:p>
+      <w:pPr>
+        <w:pStyle w:val="2"/>
+      </w:pPr>
+      <w:r>
+        <w:t>Ассоциация</w:t>
+      </w:r>
+    </w:p>
+    <w:p>
+      <w:pPr>
+        <w:pStyle w:val="a0"/>
+      </w:pPr>
+      <w:r>
+        <w:t xml:space="preserve">User → </w:t>
       </w:r>
       <w:proofErr w:type="spellStart"/>
       <w:r>
-        <w:t>versions</w:t>
+        <w:t>DownloadManager</w:t>
       </w:r>
       <w:proofErr w:type="spellEnd"/>
       <w:r>
-        <w:t>, что подтверждает композицию.</w:t>
-      </w:r>
-    </w:p>
-    <w:p>
-      <w:pPr>
-        <w:pStyle w:val="a2"/>
-      </w:pPr>
-    </w:p>
-    <w:p>
-      <w:pPr>
-        <w:pStyle w:val="3"/>
-      </w:pPr>
-      <w:r>
-        <w:t>Агрегация (</w:t>
+        <w:t xml:space="preserve"> — пользователь взаимодействует с менеджером загрузок для запуска и управления скачиванием файлов.</w:t>
+      </w:r>
+    </w:p>
+    <w:p>
+      <w:pPr>
+        <w:pStyle w:val="a0"/>
+      </w:pPr>
+      <w:r>
+        <w:t xml:space="preserve">User → </w:t>
       </w:r>
       <w:proofErr w:type="spellStart"/>
       <w:r>
-        <w:t>Folder</w:t>
+        <w:t>CloudStorage</w:t>
       </w:r>
       <w:proofErr w:type="spellEnd"/>
       <w:r>
-        <w:t xml:space="preserve"> o-- File)</w:t>
-      </w:r>
-    </w:p>
-    <w:p>
-      <w:pPr>
-        <w:pStyle w:val="a2"/>
-      </w:pPr>
-      <w:r>
-        <w:t>П</w:t>
-      </w:r>
-      <w:r>
-        <w:t>апка организует ссылки на файлы, но файлы могут существовать вне папки. Это отражает идею «коллекции» без владения.</w:t>
-      </w:r>
-    </w:p>
-    <w:p>
-      <w:pPr>
-        <w:pStyle w:val="a2"/>
-      </w:pPr>
-      <w:r>
-        <w:t xml:space="preserve">Рекомендация: указать </w:t>
-      </w:r>
+        <w:t xml:space="preserve"> — пользователь обращается к облачному хранилищу для получения списка файлов и доступа к ним.</w:t>
+      </w:r>
+    </w:p>
+    <w:p>
+      <w:pPr>
+        <w:pStyle w:val="2"/>
+      </w:pPr>
+      <w:r>
+        <w:t>Агрегация</w:t>
+      </w:r>
+    </w:p>
+    <w:p>
+      <w:pPr>
+        <w:pStyle w:val="a0"/>
+      </w:pPr>
       <w:proofErr w:type="spellStart"/>
       <w:r>
-        <w:t>мультипликативность</w:t>
+        <w:t>CloudStorage</w:t>
       </w:r>
       <w:proofErr w:type="spellEnd"/>
       <w:r>
-        <w:t xml:space="preserve"> (например, </w:t>
+        <w:t xml:space="preserve"> o-- </w:t>
       </w:r>
       <w:proofErr w:type="spellStart"/>
       <w:r>
-        <w:t>Folder</w:t>
+        <w:t>CloudFile</w:t>
       </w:r>
       <w:proofErr w:type="spellEnd"/>
       <w:r>
-        <w:t xml:space="preserve"> 1 — </w:t>
-      </w:r>
-      <w:proofErr w:type="gramStart"/>
-      <w:r>
-        <w:t>0..</w:t>
-      </w:r>
-      <w:proofErr w:type="gramEnd"/>
-      <w:r>
-        <w:t>* File)</w:t>
-      </w:r>
-    </w:p>
-    <w:p>
-      <w:pPr>
-        <w:pStyle w:val="a2"/>
-      </w:pPr>
-    </w:p>
-    <w:p>
-      <w:pPr>
-        <w:pStyle w:val="3"/>
-        <w:rPr>
-          <w:lang w:val="en-US"/>
-        </w:rPr>
-      </w:pPr>
-      <w:r>
-        <w:t>Ассоциация</w:t>
-      </w:r>
-      <w:r>
-        <w:rPr>
-          <w:lang w:val="en-US"/>
-        </w:rPr>
-        <w:t xml:space="preserve"> (User -- File, File -- </w:t>
-      </w:r>
+        <w:t xml:space="preserve"> — хранилище агрегирует файлы, при этом файлы могут рассматриваться как самостоятельные сущности.</w:t>
+      </w:r>
+    </w:p>
+    <w:p>
+      <w:pPr>
+        <w:pStyle w:val="2"/>
+      </w:pPr>
+      <w:r>
+        <w:t>Композиция</w:t>
+      </w:r>
+    </w:p>
+    <w:p>
+      <w:pPr>
+        <w:pStyle w:val="a0"/>
+      </w:pPr>
       <w:proofErr w:type="spellStart"/>
       <w:r>
-        <w:rPr>
-          <w:lang w:val="en-US"/>
-        </w:rPr>
-        <w:t>SharingLink</w:t>
+        <w:t>DownloadManager</w:t>
       </w:r>
       <w:proofErr w:type="spellEnd"/>
       <w:r>
-        <w:rPr>
-          <w:lang w:val="en-US"/>
-        </w:rPr>
-        <w:t xml:space="preserve">, </w:t>
+        <w:t xml:space="preserve"> *-- </w:t>
       </w:r>
       <w:proofErr w:type="spellStart"/>
       <w:r>
-        <w:rPr>
-          <w:lang w:val="en-US"/>
-        </w:rPr>
-        <w:t>StorageService</w:t>
+        <w:t>DownloadTask</w:t>
       </w:r>
       <w:proofErr w:type="spellEnd"/>
       <w:r>
-        <w:rPr>
-          <w:lang w:val="en-US"/>
-        </w:rPr>
-        <w:t xml:space="preserve"> -- File)</w:t>
-      </w:r>
-    </w:p>
-    <w:p>
-      <w:pPr>
-        <w:pStyle w:val="a2"/>
-      </w:pPr>
-      <w:r>
-        <w:t xml:space="preserve">Наличие поля </w:t>
-      </w:r>
+        <w:t xml:space="preserve"> — задачи загрузки полностью зависят от менеджера и существуют только в рамках его жизненного цикла.</w:t>
+      </w:r>
+    </w:p>
+    <w:p>
+      <w:pPr>
+        <w:pStyle w:val="2"/>
+      </w:pPr>
+      <w:r>
+        <w:t>Зависимость</w:t>
+      </w:r>
+    </w:p>
+    <w:p>
+      <w:pPr>
+        <w:pStyle w:val="a0"/>
+      </w:pPr>
       <w:proofErr w:type="spellStart"/>
       <w:r>
-        <w:t>owner</w:t>
-      </w:r>
-      <w:proofErr w:type="spellEnd"/>
-      <w:r>
-        <w:t xml:space="preserve"> в File подтверждает ассоциацию. </w:t>
-      </w:r>
-      <w:proofErr w:type="spellStart"/>
-      <w:r>
-        <w:t>SharingLink</w:t>
-      </w:r>
-      <w:proofErr w:type="spellEnd"/>
-      <w:r>
-        <w:t xml:space="preserve"> связано с File логично. </w:t>
-      </w:r>
-      <w:proofErr w:type="spellStart"/>
-      <w:r>
-        <w:t>StorageService</w:t>
-      </w:r>
-      <w:proofErr w:type="spellEnd"/>
-      <w:r>
-        <w:t xml:space="preserve"> ассоциирован с File как хранилище — это отражает реалистичную зависимость.</w:t>
-      </w:r>
-    </w:p>
-    <w:p>
-      <w:pPr>
-        <w:pStyle w:val="a2"/>
-      </w:pPr>
-    </w:p>
-    <w:p>
-      <w:pPr>
-        <w:pStyle w:val="3"/>
-        <w:rPr>
-          <w:lang w:val="en-US"/>
-        </w:rPr>
-      </w:pPr>
-      <w:r>
-        <w:t>Зависимость</w:t>
-      </w:r>
-      <w:r>
-        <w:rPr>
-          <w:lang w:val="en-US"/>
-        </w:rPr>
-        <w:t xml:space="preserve"> (</w:t>
-      </w:r>
-      <w:proofErr w:type="spellStart"/>
-      <w:r>
-        <w:rPr>
-          <w:lang w:val="en-US"/>
-        </w:rPr>
-        <w:t>FileController</w:t>
+        <w:t>DownloadManager</w:t>
       </w:r>
       <w:proofErr w:type="spellEnd"/>
       <w:proofErr w:type="gramStart"/>
       <w:r>
-        <w:rPr>
-          <w:lang w:val="en-US"/>
-        </w:rPr>
         <w:t xml:space="preserve"> ..</w:t>
       </w:r>
       <w:proofErr w:type="gramEnd"/>
       <w:r>
-        <w:rPr>
-          <w:lang w:val="en-US"/>
-        </w:rPr>
         <w:t xml:space="preserve">&gt; </w:t>
       </w:r>
       <w:proofErr w:type="spellStart"/>
       <w:r>
-        <w:rPr>
-          <w:lang w:val="en-US"/>
-        </w:rPr>
-        <w:t>StorageService</w:t>
+        <w:t>CloudStorage</w:t>
       </w:r>
       <w:proofErr w:type="spellEnd"/>
       <w:r>
-        <w:rPr>
-          <w:lang w:val="en-US"/>
-        </w:rPr>
-        <w:t xml:space="preserve">, ..&gt; </w:t>
-      </w:r>
+        <w:t xml:space="preserve"> — менеджер временно использует хранилище в процессе скачивания.</w:t>
+      </w:r>
+    </w:p>
+    <w:p>
+      <w:pPr>
+        <w:pStyle w:val="a0"/>
+      </w:pPr>
       <w:proofErr w:type="spellStart"/>
       <w:r>
-        <w:rPr>
-          <w:lang w:val="en-US"/>
-        </w:rPr>
-        <w:t>IVirusScanner</w:t>
+        <w:t>DownloadTask</w:t>
       </w:r>
       <w:proofErr w:type="spellEnd"/>
-      <w:r>
-        <w:rPr>
-          <w:lang w:val="en-US"/>
-        </w:rPr>
-        <w:t>, ..&gt; Journal)</w:t>
-      </w:r>
-    </w:p>
-    <w:p>
-      <w:pPr>
-        <w:pStyle w:val="a2"/>
-      </w:pPr>
-      <w:r>
-        <w:t>К</w:t>
-      </w:r>
-      <w:r>
-        <w:t xml:space="preserve">онтроллер использует сервисы. Стоит уточнить в методах контроллера параметры, где явно присутствуют объекты зависимых классов (например, </w:t>
+      <w:proofErr w:type="gramStart"/>
+      <w:r>
+        <w:t xml:space="preserve"> ..</w:t>
+      </w:r>
+      <w:proofErr w:type="gramEnd"/>
+      <w:r>
+        <w:t xml:space="preserve">&gt; </w:t>
       </w:r>
       <w:proofErr w:type="spellStart"/>
-      <w:proofErr w:type="gramStart"/>
-      <w:r>
-        <w:t>uploadFile</w:t>
+      <w:r>
+        <w:t>CloudFile</w:t>
       </w:r>
       <w:proofErr w:type="spellEnd"/>
       <w:r>
-        <w:t>(</w:t>
-      </w:r>
-      <w:proofErr w:type="spellStart"/>
-      <w:proofErr w:type="gramEnd"/>
-      <w:r>
-        <w:t>userId</w:t>
-      </w:r>
-      <w:proofErr w:type="spellEnd"/>
-      <w:r>
-        <w:t xml:space="preserve">, </w:t>
-      </w:r>
-      <w:proofErr w:type="spellStart"/>
-      <w:r>
-        <w:t>version</w:t>
-      </w:r>
-      <w:proofErr w:type="spellEnd"/>
-      <w:r>
-        <w:t xml:space="preserve">) вызывает </w:t>
-      </w:r>
-      <w:proofErr w:type="spellStart"/>
-      <w:r>
-        <w:t>storage.saveFileVersion</w:t>
-      </w:r>
-      <w:proofErr w:type="spellEnd"/>
-      <w:r>
-        <w:t xml:space="preserve">(...), </w:t>
-      </w:r>
-      <w:proofErr w:type="spellStart"/>
-      <w:r>
-        <w:t>scanner.scan</w:t>
-      </w:r>
-      <w:proofErr w:type="spellEnd"/>
-      <w:r>
-        <w:t xml:space="preserve">(...)). Это подтвердит семантику </w:t>
-      </w:r>
-      <w:proofErr w:type="spellStart"/>
-      <w:r>
-        <w:t>dependency</w:t>
-      </w:r>
-      <w:proofErr w:type="spellEnd"/>
-      <w:r>
-        <w:t>.</w:t>
-      </w:r>
-    </w:p>
-    <w:p>
-      <w:pPr>
-        <w:pStyle w:val="a2"/>
-      </w:pPr>
-    </w:p>
-    <w:p>
-      <w:pPr>
-        <w:pStyle w:val="3"/>
-      </w:pPr>
-      <w:r>
-        <w:t>Реализация интерфейса (</w:t>
-      </w:r>
-      <w:proofErr w:type="spellStart"/>
-      <w:r>
-        <w:t>IVirusScanner</w:t>
-      </w:r>
-      <w:proofErr w:type="spellEnd"/>
-      <w:r>
-        <w:t xml:space="preserve"> &lt;</w:t>
-      </w:r>
-      <w:proofErr w:type="gramStart"/>
-      <w:r>
-        <w:t>|..</w:t>
-      </w:r>
-      <w:proofErr w:type="gramEnd"/>
-      <w:r>
-        <w:t xml:space="preserve"> </w:t>
-      </w:r>
-      <w:proofErr w:type="spellStart"/>
-      <w:r>
-        <w:t>VirusScanner</w:t>
-      </w:r>
-      <w:proofErr w:type="spellEnd"/>
-      <w:r>
-        <w:t>)</w:t>
-      </w:r>
-    </w:p>
-    <w:p>
-      <w:pPr>
-        <w:pStyle w:val="a2"/>
-      </w:pPr>
-      <w:r>
-        <w:t>И</w:t>
-      </w:r>
-      <w:r>
-        <w:t>нтерфейс задаёт контракт, реализация его выполняет.</w:t>
+        <w:t xml:space="preserve"> — задача загрузки использует файл как входной параметр при выполнении.</w:t>
       </w:r>
     </w:p>
     <w:sectPr>
@@ -1649,7 +1095,7 @@
       <w:lvlText w:val="%1.%2"/>
       <w:lvlJc w:val="left"/>
       <w:pPr>
-        <w:ind w:left="792" w:hanging="432"/>
+        <w:ind w:left="10213" w:hanging="432"/>
       </w:pPr>
       <w:rPr>
         <w:rFonts w:hint="default"/>
@@ -3175,6 +2621,7 @@
         <w:ilvl w:val="1"/>
         <w:numId w:val="40"/>
       </w:numPr>
+      <w:ind w:left="792"/>
       <w:outlineLvl w:val="1"/>
     </w:pPr>
     <w:rPr>
